--- a/CalendarioAgo26/informacion/EjerciciosExamenRapido2.docx
+++ b/CalendarioAgo26/informacion/EjerciciosExamenRapido2.docx
@@ -729,7 +729,25 @@
           <w:spacing w:val="-1"/>
           <w:sz w:val="24"/>
         </w:rPr>
-        <w:t>usa un bloque de código de Google Colaboratory para</w:t>
+        <w:t xml:space="preserve">usa un bloque de código de Google </w:t>
+      </w:r>
+      <w:proofErr w:type="spellStart"/>
+      <w:r>
+        <w:rPr>
+          <w:rFonts w:ascii="Calibri" w:hAnsi="Calibri"/>
+          <w:spacing w:val="-1"/>
+          <w:sz w:val="24"/>
+        </w:rPr>
+        <w:t>Colaboratory</w:t>
+      </w:r>
+      <w:proofErr w:type="spellEnd"/>
+      <w:r>
+        <w:rPr>
+          <w:rFonts w:ascii="Calibri" w:hAnsi="Calibri"/>
+          <w:spacing w:val="-1"/>
+          <w:sz w:val="24"/>
+        </w:rPr>
+        <w:t xml:space="preserve"> para</w:t>
       </w:r>
       <w:r>
         <w:rPr>
@@ -951,9 +969,11 @@
         <w:spacing w:line="467" w:lineRule="auto"/>
         <w:ind w:right="6399"/>
       </w:pPr>
+      <w:proofErr w:type="spellStart"/>
       <w:r>
         <w:t>str</w:t>
       </w:r>
+      <w:proofErr w:type="spellEnd"/>
       <w:r>
         <w:rPr>
           <w:spacing w:val="-4"/>
@@ -973,7 +993,21 @@
         <w:rPr>
           <w:spacing w:val="-1"/>
         </w:rPr>
-        <w:t>"Computacion"</w:t>
+        <w:t>"</w:t>
+      </w:r>
+      <w:proofErr w:type="spellStart"/>
+      <w:r>
+        <w:rPr>
+          <w:spacing w:val="-1"/>
+        </w:rPr>
+        <w:t>Computacion</w:t>
+      </w:r>
+      <w:proofErr w:type="spellEnd"/>
+      <w:r>
+        <w:rPr>
+          <w:spacing w:val="-1"/>
+        </w:rPr>
+        <w:t>"</w:t>
       </w:r>
       <w:r>
         <w:rPr>
@@ -982,8 +1016,21 @@
         </w:rPr>
         <w:t xml:space="preserve"> </w:t>
       </w:r>
-      <w:r>
-        <w:t>print(str[-6</w:t>
+      <w:proofErr w:type="spellStart"/>
+      <w:r>
+        <w:t>print</w:t>
+      </w:r>
+      <w:proofErr w:type="spellEnd"/>
+      <w:r>
+        <w:t>(</w:t>
+      </w:r>
+      <w:proofErr w:type="spellStart"/>
+      <w:r>
+        <w:t>str</w:t>
+      </w:r>
+      <w:proofErr w:type="spellEnd"/>
+      <w:r>
+        <w:t>[-6</w:t>
       </w:r>
       <w:r>
         <w:rPr>
@@ -1017,9 +1064,11 @@
         <w:spacing w:before="5" w:line="467" w:lineRule="auto"/>
         <w:ind w:right="6399"/>
       </w:pPr>
+      <w:proofErr w:type="spellStart"/>
       <w:r>
         <w:t>str</w:t>
       </w:r>
+      <w:proofErr w:type="spellEnd"/>
       <w:r>
         <w:rPr>
           <w:spacing w:val="-4"/>
@@ -1039,7 +1088,21 @@
         <w:rPr>
           <w:spacing w:val="-1"/>
         </w:rPr>
-        <w:t>"Computacion"</w:t>
+        <w:t>"</w:t>
+      </w:r>
+      <w:proofErr w:type="spellStart"/>
+      <w:r>
+        <w:rPr>
+          <w:spacing w:val="-1"/>
+        </w:rPr>
+        <w:t>Computacion</w:t>
+      </w:r>
+      <w:proofErr w:type="spellEnd"/>
+      <w:r>
+        <w:rPr>
+          <w:spacing w:val="-1"/>
+        </w:rPr>
+        <w:t>"</w:t>
       </w:r>
       <w:r>
         <w:rPr>
@@ -1048,8 +1111,21 @@
         </w:rPr>
         <w:t xml:space="preserve"> </w:t>
       </w:r>
-      <w:r>
-        <w:t>print(str[3</w:t>
+      <w:proofErr w:type="spellStart"/>
+      <w:r>
+        <w:t>print</w:t>
+      </w:r>
+      <w:proofErr w:type="spellEnd"/>
+      <w:r>
+        <w:t>(</w:t>
+      </w:r>
+      <w:proofErr w:type="spellStart"/>
+      <w:r>
+        <w:t>str</w:t>
+      </w:r>
+      <w:proofErr w:type="spellEnd"/>
+      <w:r>
+        <w:t>[3</w:t>
       </w:r>
       <w:r>
         <w:rPr>
@@ -1083,9 +1159,11 @@
         <w:spacing w:before="4" w:line="471" w:lineRule="auto"/>
         <w:ind w:right="6399"/>
       </w:pPr>
+      <w:proofErr w:type="spellStart"/>
       <w:r>
         <w:t>str</w:t>
       </w:r>
+      <w:proofErr w:type="spellEnd"/>
       <w:r>
         <w:rPr>
           <w:spacing w:val="-4"/>
@@ -1105,7 +1183,21 @@
         <w:rPr>
           <w:spacing w:val="-1"/>
         </w:rPr>
-        <w:t>"Computacion"</w:t>
+        <w:t>"</w:t>
+      </w:r>
+      <w:proofErr w:type="spellStart"/>
+      <w:r>
+        <w:rPr>
+          <w:spacing w:val="-1"/>
+        </w:rPr>
+        <w:t>Computacion</w:t>
+      </w:r>
+      <w:proofErr w:type="spellEnd"/>
+      <w:r>
+        <w:rPr>
+          <w:spacing w:val="-1"/>
+        </w:rPr>
+        <w:t>"</w:t>
       </w:r>
       <w:r>
         <w:rPr>
@@ -1114,11 +1206,33 @@
         </w:rPr>
         <w:t xml:space="preserve"> </w:t>
       </w:r>
-      <w:r>
-        <w:rPr>
-          <w:spacing w:val="-1"/>
-        </w:rPr>
-        <w:t xml:space="preserve">print(str[ </w:t>
+      <w:proofErr w:type="spellStart"/>
+      <w:r>
+        <w:rPr>
+          <w:spacing w:val="-1"/>
+        </w:rPr>
+        <w:t>print</w:t>
+      </w:r>
+      <w:proofErr w:type="spellEnd"/>
+      <w:r>
+        <w:rPr>
+          <w:spacing w:val="-1"/>
+        </w:rPr>
+        <w:t>(</w:t>
+      </w:r>
+      <w:proofErr w:type="spellStart"/>
+      <w:r>
+        <w:rPr>
+          <w:spacing w:val="-1"/>
+        </w:rPr>
+        <w:t>str</w:t>
+      </w:r>
+      <w:proofErr w:type="spellEnd"/>
+      <w:r>
+        <w:rPr>
+          <w:spacing w:val="-1"/>
+        </w:rPr>
+        <w:t xml:space="preserve">[ </w:t>
       </w:r>
       <w:r>
         <w:t>:</w:t>
@@ -1146,9 +1260,11 @@
         <w:spacing w:line="471" w:lineRule="auto"/>
         <w:ind w:right="6399"/>
       </w:pPr>
+      <w:proofErr w:type="spellStart"/>
       <w:r>
         <w:t>str</w:t>
       </w:r>
+      <w:proofErr w:type="spellEnd"/>
       <w:r>
         <w:rPr>
           <w:spacing w:val="-4"/>
@@ -1168,7 +1284,21 @@
         <w:rPr>
           <w:spacing w:val="-1"/>
         </w:rPr>
-        <w:t>"Computacion"</w:t>
+        <w:t>"</w:t>
+      </w:r>
+      <w:proofErr w:type="spellStart"/>
+      <w:r>
+        <w:rPr>
+          <w:spacing w:val="-1"/>
+        </w:rPr>
+        <w:t>Computacion</w:t>
+      </w:r>
+      <w:proofErr w:type="spellEnd"/>
+      <w:r>
+        <w:rPr>
+          <w:spacing w:val="-1"/>
+        </w:rPr>
+        <w:t>"</w:t>
       </w:r>
       <w:r>
         <w:rPr>
@@ -1177,8 +1307,21 @@
         </w:rPr>
         <w:t xml:space="preserve"> </w:t>
       </w:r>
-      <w:r>
-        <w:t>print(str[-3</w:t>
+      <w:proofErr w:type="spellStart"/>
+      <w:r>
+        <w:t>print</w:t>
+      </w:r>
+      <w:proofErr w:type="spellEnd"/>
+      <w:r>
+        <w:t>(</w:t>
+      </w:r>
+      <w:proofErr w:type="spellStart"/>
+      <w:r>
+        <w:t>str</w:t>
+      </w:r>
+      <w:proofErr w:type="spellEnd"/>
+      <w:r>
+        <w:t>[-3</w:t>
       </w:r>
       <w:r>
         <w:rPr>
@@ -1215,9 +1358,11 @@
         <w:spacing w:line="471" w:lineRule="auto"/>
         <w:ind w:right="6399"/>
       </w:pPr>
+      <w:proofErr w:type="spellStart"/>
       <w:r>
         <w:t>str</w:t>
       </w:r>
+      <w:proofErr w:type="spellEnd"/>
       <w:r>
         <w:rPr>
           <w:spacing w:val="-4"/>
@@ -1237,7 +1382,21 @@
         <w:rPr>
           <w:spacing w:val="-1"/>
         </w:rPr>
-        <w:t>"Computacion"</w:t>
+        <w:t>"</w:t>
+      </w:r>
+      <w:proofErr w:type="spellStart"/>
+      <w:r>
+        <w:rPr>
+          <w:spacing w:val="-1"/>
+        </w:rPr>
+        <w:t>Computacion</w:t>
+      </w:r>
+      <w:proofErr w:type="spellEnd"/>
+      <w:r>
+        <w:rPr>
+          <w:spacing w:val="-1"/>
+        </w:rPr>
+        <w:t>"</w:t>
       </w:r>
       <w:r>
         <w:rPr>
@@ -1246,8 +1405,21 @@
         </w:rPr>
         <w:t xml:space="preserve"> </w:t>
       </w:r>
-      <w:r>
-        <w:t>print(str[5</w:t>
+      <w:proofErr w:type="spellStart"/>
+      <w:r>
+        <w:t>print</w:t>
+      </w:r>
+      <w:proofErr w:type="spellEnd"/>
+      <w:r>
+        <w:t>(</w:t>
+      </w:r>
+      <w:proofErr w:type="spellStart"/>
+      <w:r>
+        <w:t>str</w:t>
+      </w:r>
+      <w:proofErr w:type="spellEnd"/>
+      <w:r>
+        <w:t>[5</w:t>
       </w:r>
       <w:r>
         <w:rPr>
@@ -1284,9 +1456,11 @@
         <w:spacing w:line="467" w:lineRule="auto"/>
         <w:ind w:right="6399"/>
       </w:pPr>
+      <w:proofErr w:type="spellStart"/>
       <w:r>
         <w:t>str</w:t>
       </w:r>
+      <w:proofErr w:type="spellEnd"/>
       <w:r>
         <w:rPr>
           <w:spacing w:val="-4"/>
@@ -1306,7 +1480,21 @@
         <w:rPr>
           <w:spacing w:val="-1"/>
         </w:rPr>
-        <w:t>"Computacion"</w:t>
+        <w:t>"</w:t>
+      </w:r>
+      <w:proofErr w:type="spellStart"/>
+      <w:r>
+        <w:rPr>
+          <w:spacing w:val="-1"/>
+        </w:rPr>
+        <w:t>Computacion</w:t>
+      </w:r>
+      <w:proofErr w:type="spellEnd"/>
+      <w:r>
+        <w:rPr>
+          <w:spacing w:val="-1"/>
+        </w:rPr>
+        <w:t>"</w:t>
       </w:r>
       <w:r>
         <w:rPr>
@@ -1315,11 +1503,33 @@
         </w:rPr>
         <w:t xml:space="preserve"> </w:t>
       </w:r>
-      <w:r>
-        <w:rPr>
-          <w:spacing w:val="-1"/>
-        </w:rPr>
-        <w:t>print(str[</w:t>
+      <w:proofErr w:type="spellStart"/>
+      <w:r>
+        <w:rPr>
+          <w:spacing w:val="-1"/>
+        </w:rPr>
+        <w:t>print</w:t>
+      </w:r>
+      <w:proofErr w:type="spellEnd"/>
+      <w:r>
+        <w:rPr>
+          <w:spacing w:val="-1"/>
+        </w:rPr>
+        <w:t>(</w:t>
+      </w:r>
+      <w:proofErr w:type="spellStart"/>
+      <w:r>
+        <w:rPr>
+          <w:spacing w:val="-1"/>
+        </w:rPr>
+        <w:t>str</w:t>
+      </w:r>
+      <w:proofErr w:type="spellEnd"/>
+      <w:r>
+        <w:rPr>
+          <w:spacing w:val="-1"/>
+        </w:rPr>
+        <w:t>[</w:t>
       </w:r>
       <w:r>
         <w:rPr>
@@ -1486,12 +1696,14 @@
         <w:pStyle w:val="Textoindependiente"/>
         <w:spacing w:before="182"/>
       </w:pPr>
+      <w:proofErr w:type="spellStart"/>
       <w:r>
         <w:rPr>
           <w:spacing w:val="-1"/>
         </w:rPr>
         <w:t>print</w:t>
       </w:r>
+      <w:proofErr w:type="spellEnd"/>
       <w:r>
         <w:rPr>
           <w:spacing w:val="-2"/>
@@ -1622,12 +1834,14 @@
         <w:pStyle w:val="Textoindependiente"/>
         <w:spacing w:before="182"/>
       </w:pPr>
+      <w:proofErr w:type="spellStart"/>
       <w:r>
         <w:rPr>
           <w:spacing w:val="-1"/>
         </w:rPr>
         <w:t>print</w:t>
       </w:r>
+      <w:proofErr w:type="spellEnd"/>
       <w:r>
         <w:rPr>
           <w:spacing w:val="-2"/>
@@ -1755,11 +1969,19 @@
         <w:pStyle w:val="Textoindependiente"/>
         <w:spacing w:before="177"/>
       </w:pPr>
-      <w:r>
-        <w:rPr>
-          <w:spacing w:val="-1"/>
-        </w:rPr>
-        <w:t xml:space="preserve">print </w:t>
+      <w:proofErr w:type="spellStart"/>
+      <w:r>
+        <w:rPr>
+          <w:spacing w:val="-1"/>
+        </w:rPr>
+        <w:t>print</w:t>
+      </w:r>
+      <w:proofErr w:type="spellEnd"/>
+      <w:r>
+        <w:rPr>
+          <w:spacing w:val="-1"/>
+        </w:rPr>
+        <w:t xml:space="preserve"> </w:t>
       </w:r>
       <w:r>
         <w:t>(lista[-5</w:t>
@@ -1888,11 +2110,19 @@
         <w:pStyle w:val="Textoindependiente"/>
         <w:spacing w:before="177"/>
       </w:pPr>
-      <w:r>
-        <w:rPr>
-          <w:spacing w:val="-1"/>
-        </w:rPr>
-        <w:t xml:space="preserve">print </w:t>
+      <w:proofErr w:type="spellStart"/>
+      <w:r>
+        <w:rPr>
+          <w:spacing w:val="-1"/>
+        </w:rPr>
+        <w:t>print</w:t>
+      </w:r>
+      <w:proofErr w:type="spellEnd"/>
+      <w:r>
+        <w:rPr>
+          <w:spacing w:val="-1"/>
+        </w:rPr>
+        <w:t xml:space="preserve"> </w:t>
       </w:r>
       <w:r>
         <w:t>(lista[ :</w:t>
@@ -2015,11 +2245,19 @@
         <w:pStyle w:val="Textoindependiente"/>
         <w:spacing w:before="182"/>
       </w:pPr>
-      <w:r>
-        <w:rPr>
-          <w:spacing w:val="-1"/>
-        </w:rPr>
-        <w:t xml:space="preserve">print </w:t>
+      <w:proofErr w:type="spellStart"/>
+      <w:r>
+        <w:rPr>
+          <w:spacing w:val="-1"/>
+        </w:rPr>
+        <w:t>print</w:t>
+      </w:r>
+      <w:proofErr w:type="spellEnd"/>
+      <w:r>
+        <w:rPr>
+          <w:spacing w:val="-1"/>
+        </w:rPr>
+        <w:t xml:space="preserve"> </w:t>
       </w:r>
       <w:r>
         <w:t>(lista[</w:t>
@@ -2179,11 +2417,19 @@
         <w:pStyle w:val="Textoindependiente"/>
         <w:spacing w:before="182"/>
       </w:pPr>
-      <w:r>
-        <w:rPr>
-          <w:spacing w:val="-1"/>
-        </w:rPr>
-        <w:t xml:space="preserve">print </w:t>
+      <w:proofErr w:type="spellStart"/>
+      <w:r>
+        <w:rPr>
+          <w:spacing w:val="-1"/>
+        </w:rPr>
+        <w:t>print</w:t>
+      </w:r>
+      <w:proofErr w:type="spellEnd"/>
+      <w:r>
+        <w:rPr>
+          <w:spacing w:val="-1"/>
+        </w:rPr>
+        <w:t xml:space="preserve"> </w:t>
       </w:r>
       <w:r>
         <w:t>(lista[</w:t>
@@ -2362,11 +2608,19 @@
         </w:rPr>
         <w:t xml:space="preserve"> </w:t>
       </w:r>
-      <w:r>
-        <w:rPr>
-          <w:spacing w:val="-1"/>
-        </w:rPr>
-        <w:t xml:space="preserve">print </w:t>
+      <w:proofErr w:type="spellStart"/>
+      <w:r>
+        <w:rPr>
+          <w:spacing w:val="-1"/>
+        </w:rPr>
+        <w:t>print</w:t>
+      </w:r>
+      <w:proofErr w:type="spellEnd"/>
+      <w:r>
+        <w:rPr>
+          <w:spacing w:val="-1"/>
+        </w:rPr>
+        <w:t xml:space="preserve"> </w:t>
       </w:r>
       <w:r>
         <w:t>(lista)</w:t>
@@ -2497,11 +2751,19 @@
         </w:rPr>
         <w:t xml:space="preserve"> </w:t>
       </w:r>
-      <w:r>
-        <w:rPr>
-          <w:spacing w:val="-1"/>
-        </w:rPr>
-        <w:t xml:space="preserve">print </w:t>
+      <w:proofErr w:type="spellStart"/>
+      <w:r>
+        <w:rPr>
+          <w:spacing w:val="-1"/>
+        </w:rPr>
+        <w:t>print</w:t>
+      </w:r>
+      <w:proofErr w:type="spellEnd"/>
+      <w:r>
+        <w:rPr>
+          <w:spacing w:val="-1"/>
+        </w:rPr>
+        <w:t xml:space="preserve"> </w:t>
       </w:r>
       <w:r>
         <w:t>(lista)</w:t>
@@ -2748,12 +3010,14 @@
         <w:spacing w:before="2" w:line="291" w:lineRule="exact"/>
         <w:ind w:left="821" w:hanging="721"/>
       </w:pPr>
+      <w:proofErr w:type="spellStart"/>
       <w:r>
         <w:rPr>
           <w:spacing w:val="-1"/>
         </w:rPr>
         <w:t>putac</w:t>
       </w:r>
+      <w:proofErr w:type="spellEnd"/>
     </w:p>
     <w:p>
       <w:pPr>
@@ -2768,12 +3032,14 @@
         <w:spacing w:line="291" w:lineRule="exact"/>
         <w:ind w:left="811" w:hanging="711"/>
       </w:pPr>
+      <w:proofErr w:type="spellStart"/>
       <w:r>
         <w:rPr>
           <w:spacing w:val="-1"/>
         </w:rPr>
         <w:t>Computac</w:t>
       </w:r>
+      <w:proofErr w:type="spellEnd"/>
     </w:p>
     <w:p>
       <w:pPr>
@@ -2808,12 +3074,14 @@
         <w:spacing w:before="2" w:line="292" w:lineRule="exact"/>
         <w:ind w:left="831" w:hanging="731"/>
       </w:pPr>
+      <w:proofErr w:type="spellStart"/>
       <w:r>
         <w:rPr>
           <w:spacing w:val="-1"/>
         </w:rPr>
         <w:t>tacion</w:t>
       </w:r>
+      <w:proofErr w:type="spellEnd"/>
     </w:p>
     <w:p>
       <w:pPr>
@@ -2828,12 +3096,14 @@
         <w:spacing w:line="292" w:lineRule="exact"/>
         <w:ind w:left="832" w:hanging="732"/>
       </w:pPr>
+      <w:proofErr w:type="spellStart"/>
       <w:r>
         <w:rPr>
           <w:spacing w:val="-1"/>
         </w:rPr>
         <w:t>Compu</w:t>
       </w:r>
+      <w:proofErr w:type="spellEnd"/>
     </w:p>
     <w:p>
       <w:pPr>
@@ -3689,7 +3959,25 @@
           <w:sz w:val="24"/>
           <w:szCs w:val="24"/>
         </w:rPr>
-        <w:t xml:space="preserve"> = "Computacion"</w:t>
+        <w:t xml:space="preserve"> = "</w:t>
+      </w:r>
+      <w:proofErr w:type="spellStart"/>
+      <w:r>
+        <w:rPr>
+          <w:rFonts w:cstheme="minorHAnsi"/>
+          <w:sz w:val="24"/>
+          <w:szCs w:val="24"/>
+        </w:rPr>
+        <w:t>Computacion</w:t>
+      </w:r>
+      <w:proofErr w:type="spellEnd"/>
+      <w:r>
+        <w:rPr>
+          <w:rFonts w:cstheme="minorHAnsi"/>
+          <w:sz w:val="24"/>
+          <w:szCs w:val="24"/>
+        </w:rPr>
+        <w:t>"</w:t>
       </w:r>
     </w:p>
     <w:p>
@@ -3701,13 +3989,23 @@
           <w:szCs w:val="24"/>
         </w:rPr>
       </w:pPr>
-      <w:r>
-        <w:rPr>
-          <w:rFonts w:cstheme="minorHAnsi"/>
-          <w:sz w:val="24"/>
-          <w:szCs w:val="24"/>
-        </w:rPr>
-        <w:t>sub_cadena = cadena[0 : 3]</w:t>
+      <w:proofErr w:type="spellStart"/>
+      <w:r>
+        <w:rPr>
+          <w:rFonts w:cstheme="minorHAnsi"/>
+          <w:sz w:val="24"/>
+          <w:szCs w:val="24"/>
+        </w:rPr>
+        <w:t>sub_cadena</w:t>
+      </w:r>
+      <w:proofErr w:type="spellEnd"/>
+      <w:r>
+        <w:rPr>
+          <w:rFonts w:cstheme="minorHAnsi"/>
+          <w:sz w:val="24"/>
+          <w:szCs w:val="24"/>
+        </w:rPr>
+        <w:t xml:space="preserve"> = cadena[0 : 3]</w:t>
       </w:r>
     </w:p>
     <w:p>
@@ -3719,13 +4017,41 @@
           <w:szCs w:val="24"/>
         </w:rPr>
       </w:pPr>
-      <w:r>
-        <w:rPr>
-          <w:rFonts w:cstheme="minorHAnsi"/>
-          <w:sz w:val="24"/>
-          <w:szCs w:val="24"/>
-        </w:rPr>
-        <w:t>print(sub_cadena)</w:t>
+      <w:proofErr w:type="spellStart"/>
+      <w:r>
+        <w:rPr>
+          <w:rFonts w:cstheme="minorHAnsi"/>
+          <w:sz w:val="24"/>
+          <w:szCs w:val="24"/>
+        </w:rPr>
+        <w:t>print</w:t>
+      </w:r>
+      <w:proofErr w:type="spellEnd"/>
+      <w:r>
+        <w:rPr>
+          <w:rFonts w:cstheme="minorHAnsi"/>
+          <w:sz w:val="24"/>
+          <w:szCs w:val="24"/>
+        </w:rPr>
+        <w:t>(</w:t>
+      </w:r>
+      <w:proofErr w:type="spellStart"/>
+      <w:r>
+        <w:rPr>
+          <w:rFonts w:cstheme="minorHAnsi"/>
+          <w:sz w:val="24"/>
+          <w:szCs w:val="24"/>
+        </w:rPr>
+        <w:t>sub_cadena</w:t>
+      </w:r>
+      <w:proofErr w:type="spellEnd"/>
+      <w:r>
+        <w:rPr>
+          <w:rFonts w:cstheme="minorHAnsi"/>
+          <w:sz w:val="24"/>
+          <w:szCs w:val="24"/>
+        </w:rPr>
+        <w:t>)</w:t>
       </w:r>
     </w:p>
     <w:p>
@@ -3768,7 +4094,25 @@
           <w:sz w:val="24"/>
           <w:szCs w:val="24"/>
         </w:rPr>
-        <w:t xml:space="preserve"> = "Computacion"</w:t>
+        <w:t xml:space="preserve"> = "</w:t>
+      </w:r>
+      <w:proofErr w:type="spellStart"/>
+      <w:r>
+        <w:rPr>
+          <w:rFonts w:cstheme="minorHAnsi"/>
+          <w:sz w:val="24"/>
+          <w:szCs w:val="24"/>
+        </w:rPr>
+        <w:t>Computacion</w:t>
+      </w:r>
+      <w:proofErr w:type="spellEnd"/>
+      <w:r>
+        <w:rPr>
+          <w:rFonts w:cstheme="minorHAnsi"/>
+          <w:sz w:val="24"/>
+          <w:szCs w:val="24"/>
+        </w:rPr>
+        <w:t>"</w:t>
       </w:r>
     </w:p>
     <w:p>
@@ -3780,13 +4124,23 @@
           <w:szCs w:val="24"/>
         </w:rPr>
       </w:pPr>
-      <w:r>
-        <w:rPr>
-          <w:rFonts w:cstheme="minorHAnsi"/>
-          <w:sz w:val="24"/>
-          <w:szCs w:val="24"/>
-        </w:rPr>
-        <w:t>sub_cadena = cadena[3]</w:t>
+      <w:proofErr w:type="spellStart"/>
+      <w:r>
+        <w:rPr>
+          <w:rFonts w:cstheme="minorHAnsi"/>
+          <w:sz w:val="24"/>
+          <w:szCs w:val="24"/>
+        </w:rPr>
+        <w:t>sub_cadena</w:t>
+      </w:r>
+      <w:proofErr w:type="spellEnd"/>
+      <w:r>
+        <w:rPr>
+          <w:rFonts w:cstheme="minorHAnsi"/>
+          <w:sz w:val="24"/>
+          <w:szCs w:val="24"/>
+        </w:rPr>
+        <w:t xml:space="preserve"> = cadena[3]</w:t>
       </w:r>
     </w:p>
     <w:p>
@@ -3798,13 +4152,41 @@
           <w:szCs w:val="24"/>
         </w:rPr>
       </w:pPr>
-      <w:r>
-        <w:rPr>
-          <w:rFonts w:cstheme="minorHAnsi"/>
-          <w:sz w:val="24"/>
-          <w:szCs w:val="24"/>
-        </w:rPr>
-        <w:t>print(sub_cadena)</w:t>
+      <w:proofErr w:type="spellStart"/>
+      <w:r>
+        <w:rPr>
+          <w:rFonts w:cstheme="minorHAnsi"/>
+          <w:sz w:val="24"/>
+          <w:szCs w:val="24"/>
+        </w:rPr>
+        <w:t>print</w:t>
+      </w:r>
+      <w:proofErr w:type="spellEnd"/>
+      <w:r>
+        <w:rPr>
+          <w:rFonts w:cstheme="minorHAnsi"/>
+          <w:sz w:val="24"/>
+          <w:szCs w:val="24"/>
+        </w:rPr>
+        <w:t>(</w:t>
+      </w:r>
+      <w:proofErr w:type="spellStart"/>
+      <w:r>
+        <w:rPr>
+          <w:rFonts w:cstheme="minorHAnsi"/>
+          <w:sz w:val="24"/>
+          <w:szCs w:val="24"/>
+        </w:rPr>
+        <w:t>sub_cadena</w:t>
+      </w:r>
+      <w:proofErr w:type="spellEnd"/>
+      <w:r>
+        <w:rPr>
+          <w:rFonts w:cstheme="minorHAnsi"/>
+          <w:sz w:val="24"/>
+          <w:szCs w:val="24"/>
+        </w:rPr>
+        <w:t>)</w:t>
       </w:r>
     </w:p>
     <w:p>
@@ -3847,7 +4229,25 @@
           <w:sz w:val="24"/>
           <w:szCs w:val="24"/>
         </w:rPr>
-        <w:t xml:space="preserve"> = "Computacion"</w:t>
+        <w:t xml:space="preserve"> = "</w:t>
+      </w:r>
+      <w:proofErr w:type="spellStart"/>
+      <w:r>
+        <w:rPr>
+          <w:rFonts w:cstheme="minorHAnsi"/>
+          <w:sz w:val="24"/>
+          <w:szCs w:val="24"/>
+        </w:rPr>
+        <w:t>Computacion</w:t>
+      </w:r>
+      <w:proofErr w:type="spellEnd"/>
+      <w:r>
+        <w:rPr>
+          <w:rFonts w:cstheme="minorHAnsi"/>
+          <w:sz w:val="24"/>
+          <w:szCs w:val="24"/>
+        </w:rPr>
+        <w:t>"</w:t>
       </w:r>
     </w:p>
     <w:p>
@@ -3865,7 +4265,25 @@
           <w:sz w:val="24"/>
           <w:szCs w:val="24"/>
         </w:rPr>
-        <w:t>res = cadena.find(</w:t>
+        <w:t xml:space="preserve">res = </w:t>
+      </w:r>
+      <w:proofErr w:type="spellStart"/>
+      <w:r>
+        <w:rPr>
+          <w:rFonts w:cstheme="minorHAnsi"/>
+          <w:sz w:val="24"/>
+          <w:szCs w:val="24"/>
+        </w:rPr>
+        <w:t>cadena.find</w:t>
+      </w:r>
+      <w:proofErr w:type="spellEnd"/>
+      <w:r>
+        <w:rPr>
+          <w:rFonts w:cstheme="minorHAnsi"/>
+          <w:sz w:val="24"/>
+          <w:szCs w:val="24"/>
+        </w:rPr>
+        <w:t>(</w:t>
       </w:r>
       <w:r>
         <w:rPr>
@@ -3909,13 +4327,23 @@
           <w:szCs w:val="24"/>
         </w:rPr>
       </w:pPr>
-      <w:r>
-        <w:rPr>
-          <w:rFonts w:cstheme="minorHAnsi"/>
-          <w:sz w:val="24"/>
-          <w:szCs w:val="24"/>
-        </w:rPr>
-        <w:t>print(res)</w:t>
+      <w:proofErr w:type="spellStart"/>
+      <w:r>
+        <w:rPr>
+          <w:rFonts w:cstheme="minorHAnsi"/>
+          <w:sz w:val="24"/>
+          <w:szCs w:val="24"/>
+        </w:rPr>
+        <w:t>print</w:t>
+      </w:r>
+      <w:proofErr w:type="spellEnd"/>
+      <w:r>
+        <w:rPr>
+          <w:rFonts w:cstheme="minorHAnsi"/>
+          <w:sz w:val="24"/>
+          <w:szCs w:val="24"/>
+        </w:rPr>
+        <w:t>(res)</w:t>
       </w:r>
     </w:p>
     <w:p>
@@ -3958,7 +4386,25 @@
           <w:sz w:val="24"/>
           <w:szCs w:val="24"/>
         </w:rPr>
-        <w:t xml:space="preserve"> = "Computacion"</w:t>
+        <w:t xml:space="preserve"> = "</w:t>
+      </w:r>
+      <w:proofErr w:type="spellStart"/>
+      <w:r>
+        <w:rPr>
+          <w:rFonts w:cstheme="minorHAnsi"/>
+          <w:sz w:val="24"/>
+          <w:szCs w:val="24"/>
+        </w:rPr>
+        <w:t>Computacion</w:t>
+      </w:r>
+      <w:proofErr w:type="spellEnd"/>
+      <w:r>
+        <w:rPr>
+          <w:rFonts w:cstheme="minorHAnsi"/>
+          <w:sz w:val="24"/>
+          <w:szCs w:val="24"/>
+        </w:rPr>
+        <w:t>"</w:t>
       </w:r>
     </w:p>
     <w:p>
@@ -3976,7 +4422,25 @@
           <w:sz w:val="24"/>
           <w:szCs w:val="24"/>
         </w:rPr>
-        <w:t>cadena2 = cadena.replace(</w:t>
+        <w:t xml:space="preserve">cadena2 = </w:t>
+      </w:r>
+      <w:proofErr w:type="spellStart"/>
+      <w:r>
+        <w:rPr>
+          <w:rFonts w:cstheme="minorHAnsi"/>
+          <w:sz w:val="24"/>
+          <w:szCs w:val="24"/>
+        </w:rPr>
+        <w:t>cadena.replace</w:t>
+      </w:r>
+      <w:proofErr w:type="spellEnd"/>
+      <w:r>
+        <w:rPr>
+          <w:rFonts w:cstheme="minorHAnsi"/>
+          <w:sz w:val="24"/>
+          <w:szCs w:val="24"/>
+        </w:rPr>
+        <w:t>(</w:t>
       </w:r>
       <w:r>
         <w:rPr>
@@ -4052,13 +4516,23 @@
           <w:szCs w:val="24"/>
         </w:rPr>
       </w:pPr>
-      <w:r>
-        <w:rPr>
-          <w:rFonts w:cstheme="minorHAnsi"/>
-          <w:sz w:val="24"/>
-          <w:szCs w:val="24"/>
-        </w:rPr>
-        <w:t>print(cadena2)</w:t>
+      <w:proofErr w:type="spellStart"/>
+      <w:r>
+        <w:rPr>
+          <w:rFonts w:cstheme="minorHAnsi"/>
+          <w:sz w:val="24"/>
+          <w:szCs w:val="24"/>
+        </w:rPr>
+        <w:t>print</w:t>
+      </w:r>
+      <w:proofErr w:type="spellEnd"/>
+      <w:r>
+        <w:rPr>
+          <w:rFonts w:cstheme="minorHAnsi"/>
+          <w:sz w:val="24"/>
+          <w:szCs w:val="24"/>
+        </w:rPr>
+        <w:t>(cadena2)</w:t>
       </w:r>
     </w:p>
     <w:p>
@@ -4101,7 +4575,25 @@
           <w:sz w:val="24"/>
           <w:szCs w:val="24"/>
         </w:rPr>
-        <w:t xml:space="preserve"> = "Computacion"</w:t>
+        <w:t xml:space="preserve"> = "</w:t>
+      </w:r>
+      <w:proofErr w:type="spellStart"/>
+      <w:r>
+        <w:rPr>
+          <w:rFonts w:cstheme="minorHAnsi"/>
+          <w:sz w:val="24"/>
+          <w:szCs w:val="24"/>
+        </w:rPr>
+        <w:t>Computacion</w:t>
+      </w:r>
+      <w:proofErr w:type="spellEnd"/>
+      <w:r>
+        <w:rPr>
+          <w:rFonts w:cstheme="minorHAnsi"/>
+          <w:sz w:val="24"/>
+          <w:szCs w:val="24"/>
+        </w:rPr>
+        <w:t>"</w:t>
       </w:r>
     </w:p>
     <w:p>
@@ -4119,7 +4611,25 @@
           <w:sz w:val="24"/>
           <w:szCs w:val="24"/>
         </w:rPr>
-        <w:t>cadena2 = cadena.upper()</w:t>
+        <w:t xml:space="preserve">cadena2 = </w:t>
+      </w:r>
+      <w:proofErr w:type="spellStart"/>
+      <w:r>
+        <w:rPr>
+          <w:rFonts w:cstheme="minorHAnsi"/>
+          <w:sz w:val="24"/>
+          <w:szCs w:val="24"/>
+        </w:rPr>
+        <w:t>cadena.upper</w:t>
+      </w:r>
+      <w:proofErr w:type="spellEnd"/>
+      <w:r>
+        <w:rPr>
+          <w:rFonts w:cstheme="minorHAnsi"/>
+          <w:sz w:val="24"/>
+          <w:szCs w:val="24"/>
+        </w:rPr>
+        <w:t>()</w:t>
       </w:r>
     </w:p>
     <w:p>
@@ -4131,13 +4641,23 @@
           <w:szCs w:val="24"/>
         </w:rPr>
       </w:pPr>
-      <w:r>
-        <w:rPr>
-          <w:rFonts w:cstheme="minorHAnsi"/>
-          <w:sz w:val="24"/>
-          <w:szCs w:val="24"/>
-        </w:rPr>
-        <w:t>print(cadena2)</w:t>
+      <w:proofErr w:type="spellStart"/>
+      <w:r>
+        <w:rPr>
+          <w:rFonts w:cstheme="minorHAnsi"/>
+          <w:sz w:val="24"/>
+          <w:szCs w:val="24"/>
+        </w:rPr>
+        <w:t>print</w:t>
+      </w:r>
+      <w:proofErr w:type="spellEnd"/>
+      <w:r>
+        <w:rPr>
+          <w:rFonts w:cstheme="minorHAnsi"/>
+          <w:sz w:val="24"/>
+          <w:szCs w:val="24"/>
+        </w:rPr>
+        <w:t>(cadena2)</w:t>
       </w:r>
     </w:p>
     <w:p>
@@ -4180,7 +4700,25 @@
           <w:sz w:val="24"/>
           <w:szCs w:val="24"/>
         </w:rPr>
-        <w:t xml:space="preserve"> = "Computacion"</w:t>
+        <w:t xml:space="preserve"> = "</w:t>
+      </w:r>
+      <w:proofErr w:type="spellStart"/>
+      <w:r>
+        <w:rPr>
+          <w:rFonts w:cstheme="minorHAnsi"/>
+          <w:sz w:val="24"/>
+          <w:szCs w:val="24"/>
+        </w:rPr>
+        <w:t>Computacion</w:t>
+      </w:r>
+      <w:proofErr w:type="spellEnd"/>
+      <w:r>
+        <w:rPr>
+          <w:rFonts w:cstheme="minorHAnsi"/>
+          <w:sz w:val="24"/>
+          <w:szCs w:val="24"/>
+        </w:rPr>
+        <w:t>"</w:t>
       </w:r>
     </w:p>
     <w:p>
@@ -4198,7 +4736,25 @@
           <w:sz w:val="24"/>
           <w:szCs w:val="24"/>
         </w:rPr>
-        <w:t>cadena2 = cadena.lower()</w:t>
+        <w:t xml:space="preserve">cadena2 = </w:t>
+      </w:r>
+      <w:proofErr w:type="spellStart"/>
+      <w:r>
+        <w:rPr>
+          <w:rFonts w:cstheme="minorHAnsi"/>
+          <w:sz w:val="24"/>
+          <w:szCs w:val="24"/>
+        </w:rPr>
+        <w:t>cadena.lower</w:t>
+      </w:r>
+      <w:proofErr w:type="spellEnd"/>
+      <w:r>
+        <w:rPr>
+          <w:rFonts w:cstheme="minorHAnsi"/>
+          <w:sz w:val="24"/>
+          <w:szCs w:val="24"/>
+        </w:rPr>
+        <w:t>()</w:t>
       </w:r>
     </w:p>
     <w:p>
@@ -4210,13 +4766,23 @@
           <w:szCs w:val="24"/>
         </w:rPr>
       </w:pPr>
-      <w:r>
-        <w:rPr>
-          <w:rFonts w:cstheme="minorHAnsi"/>
-          <w:sz w:val="24"/>
-          <w:szCs w:val="24"/>
-        </w:rPr>
-        <w:t>print(cadena2)</w:t>
+      <w:proofErr w:type="spellStart"/>
+      <w:r>
+        <w:rPr>
+          <w:rFonts w:cstheme="minorHAnsi"/>
+          <w:sz w:val="24"/>
+          <w:szCs w:val="24"/>
+        </w:rPr>
+        <w:t>print</w:t>
+      </w:r>
+      <w:proofErr w:type="spellEnd"/>
+      <w:r>
+        <w:rPr>
+          <w:rFonts w:cstheme="minorHAnsi"/>
+          <w:sz w:val="24"/>
+          <w:szCs w:val="24"/>
+        </w:rPr>
+        <w:t>(cadena2)</w:t>
       </w:r>
     </w:p>
     <w:p>
@@ -4436,7 +5002,25 @@
           <w:sz w:val="24"/>
           <w:szCs w:val="24"/>
         </w:rPr>
-        <w:t>cadena2 = cadena.split(</w:t>
+        <w:t xml:space="preserve">cadena2 = </w:t>
+      </w:r>
+      <w:proofErr w:type="spellStart"/>
+      <w:r>
+        <w:rPr>
+          <w:rFonts w:cstheme="minorHAnsi"/>
+          <w:sz w:val="24"/>
+          <w:szCs w:val="24"/>
+        </w:rPr>
+        <w:t>cadena.split</w:t>
+      </w:r>
+      <w:proofErr w:type="spellEnd"/>
+      <w:r>
+        <w:rPr>
+          <w:rFonts w:cstheme="minorHAnsi"/>
+          <w:sz w:val="24"/>
+          <w:szCs w:val="24"/>
+        </w:rPr>
+        <w:t>(</w:t>
       </w:r>
       <w:r>
         <w:rPr>
@@ -4480,13 +5064,23 @@
           <w:szCs w:val="24"/>
         </w:rPr>
       </w:pPr>
-      <w:r>
-        <w:rPr>
-          <w:rFonts w:cstheme="minorHAnsi"/>
-          <w:sz w:val="24"/>
-          <w:szCs w:val="24"/>
-        </w:rPr>
-        <w:t>print(cadena2)</w:t>
+      <w:proofErr w:type="spellStart"/>
+      <w:r>
+        <w:rPr>
+          <w:rFonts w:cstheme="minorHAnsi"/>
+          <w:sz w:val="24"/>
+          <w:szCs w:val="24"/>
+        </w:rPr>
+        <w:t>print</w:t>
+      </w:r>
+      <w:proofErr w:type="spellEnd"/>
+      <w:r>
+        <w:rPr>
+          <w:rFonts w:cstheme="minorHAnsi"/>
+          <w:sz w:val="24"/>
+          <w:szCs w:val="24"/>
+        </w:rPr>
+        <w:t>(cadena2)</w:t>
       </w:r>
     </w:p>
     <w:p>
@@ -4523,6 +5117,7 @@
         </w:rPr>
         <w:t>cadena = "</w:t>
       </w:r>
+      <w:proofErr w:type="spellStart"/>
       <w:r>
         <w:rPr>
           <w:rFonts w:cstheme="minorHAnsi"/>
@@ -4531,6 +5126,7 @@
         </w:rPr>
         <w:t>Computacion</w:t>
       </w:r>
+      <w:proofErr w:type="spellEnd"/>
       <w:r>
         <w:rPr>
           <w:rFonts w:cstheme="minorHAnsi"/>
@@ -4549,13 +5145,41 @@
           <w:szCs w:val="24"/>
         </w:rPr>
       </w:pPr>
-      <w:r>
-        <w:rPr>
-          <w:rFonts w:cstheme="minorHAnsi"/>
-          <w:sz w:val="24"/>
-          <w:szCs w:val="24"/>
-        </w:rPr>
-        <w:t>posicion = cadena.find('</w:t>
+      <w:proofErr w:type="spellStart"/>
+      <w:r>
+        <w:rPr>
+          <w:rFonts w:cstheme="minorHAnsi"/>
+          <w:sz w:val="24"/>
+          <w:szCs w:val="24"/>
+        </w:rPr>
+        <w:t>posicion</w:t>
+      </w:r>
+      <w:proofErr w:type="spellEnd"/>
+      <w:r>
+        <w:rPr>
+          <w:rFonts w:cstheme="minorHAnsi"/>
+          <w:sz w:val="24"/>
+          <w:szCs w:val="24"/>
+        </w:rPr>
+        <w:t xml:space="preserve"> = </w:t>
+      </w:r>
+      <w:proofErr w:type="spellStart"/>
+      <w:r>
+        <w:rPr>
+          <w:rFonts w:cstheme="minorHAnsi"/>
+          <w:sz w:val="24"/>
+          <w:szCs w:val="24"/>
+        </w:rPr>
+        <w:t>cadena.find</w:t>
+      </w:r>
+      <w:proofErr w:type="spellEnd"/>
+      <w:r>
+        <w:rPr>
+          <w:rFonts w:cstheme="minorHAnsi"/>
+          <w:sz w:val="24"/>
+          <w:szCs w:val="24"/>
+        </w:rPr>
+        <w:t>('</w:t>
       </w:r>
       <w:r>
         <w:rPr>
@@ -4583,13 +5207,41 @@
           <w:szCs w:val="24"/>
         </w:rPr>
       </w:pPr>
-      <w:r>
-        <w:rPr>
-          <w:rFonts w:cstheme="minorHAnsi"/>
-          <w:sz w:val="24"/>
-          <w:szCs w:val="24"/>
-        </w:rPr>
-        <w:t>print(posicion)</w:t>
+      <w:proofErr w:type="spellStart"/>
+      <w:r>
+        <w:rPr>
+          <w:rFonts w:cstheme="minorHAnsi"/>
+          <w:sz w:val="24"/>
+          <w:szCs w:val="24"/>
+        </w:rPr>
+        <w:t>print</w:t>
+      </w:r>
+      <w:proofErr w:type="spellEnd"/>
+      <w:r>
+        <w:rPr>
+          <w:rFonts w:cstheme="minorHAnsi"/>
+          <w:sz w:val="24"/>
+          <w:szCs w:val="24"/>
+        </w:rPr>
+        <w:t>(</w:t>
+      </w:r>
+      <w:proofErr w:type="spellStart"/>
+      <w:r>
+        <w:rPr>
+          <w:rFonts w:cstheme="minorHAnsi"/>
+          <w:sz w:val="24"/>
+          <w:szCs w:val="24"/>
+        </w:rPr>
+        <w:t>posicion</w:t>
+      </w:r>
+      <w:proofErr w:type="spellEnd"/>
+      <w:r>
+        <w:rPr>
+          <w:rFonts w:cstheme="minorHAnsi"/>
+          <w:sz w:val="24"/>
+          <w:szCs w:val="24"/>
+        </w:rPr>
+        <w:t>)</w:t>
       </w:r>
     </w:p>
     <w:p>
@@ -4740,7 +5392,6 @@
           <w:ilvl w:val="0"/>
           <w:numId w:val="9"/>
         </w:numPr>
-        <w:spacing w:after="160" w:line="259" w:lineRule="auto"/>
         <w:contextualSpacing/>
         <w:rPr>
           <w:rFonts w:ascii="Arial" w:hAnsi="Arial" w:cs="Arial"/>
@@ -4766,11 +5417,19 @@
           <w:rFonts w:ascii="Arial" w:hAnsi="Arial" w:cs="Arial"/>
         </w:rPr>
       </w:pPr>
+      <w:proofErr w:type="spellStart"/>
       <w:r>
         <w:rPr>
           <w:rFonts w:ascii="Arial" w:hAnsi="Arial" w:cs="Arial"/>
         </w:rPr>
-        <w:t>lista.insert(4, 50)</w:t>
+        <w:t>lista.insert</w:t>
+      </w:r>
+      <w:proofErr w:type="spellEnd"/>
+      <w:r>
+        <w:rPr>
+          <w:rFonts w:ascii="Arial" w:hAnsi="Arial" w:cs="Arial"/>
+        </w:rPr>
+        <w:t>(4, 50)</w:t>
       </w:r>
     </w:p>
     <w:p>
@@ -4780,11 +5439,19 @@
           <w:rFonts w:ascii="Arial" w:hAnsi="Arial" w:cs="Arial"/>
         </w:rPr>
       </w:pPr>
+      <w:proofErr w:type="spellStart"/>
       <w:r>
         <w:rPr>
           <w:rFonts w:ascii="Arial" w:hAnsi="Arial" w:cs="Arial"/>
         </w:rPr>
-        <w:t>print(lista)</w:t>
+        <w:t>print</w:t>
+      </w:r>
+      <w:proofErr w:type="spellEnd"/>
+      <w:r>
+        <w:rPr>
+          <w:rFonts w:ascii="Arial" w:hAnsi="Arial" w:cs="Arial"/>
+        </w:rPr>
+        <w:t>(lista)</w:t>
       </w:r>
     </w:p>
     <w:p>
@@ -4802,7 +5469,6 @@
           <w:ilvl w:val="0"/>
           <w:numId w:val="9"/>
         </w:numPr>
-        <w:spacing w:after="160" w:line="259" w:lineRule="auto"/>
         <w:contextualSpacing/>
         <w:rPr>
           <w:rFonts w:ascii="Arial" w:hAnsi="Arial" w:cs="Arial"/>
@@ -4822,11 +5488,19 @@
           <w:rFonts w:ascii="Arial" w:hAnsi="Arial" w:cs="Arial"/>
         </w:rPr>
       </w:pPr>
+      <w:proofErr w:type="spellStart"/>
       <w:r>
         <w:rPr>
           <w:rFonts w:ascii="Arial" w:hAnsi="Arial" w:cs="Arial"/>
         </w:rPr>
-        <w:t>lista.append(50)</w:t>
+        <w:t>lista.append</w:t>
+      </w:r>
+      <w:proofErr w:type="spellEnd"/>
+      <w:r>
+        <w:rPr>
+          <w:rFonts w:ascii="Arial" w:hAnsi="Arial" w:cs="Arial"/>
+        </w:rPr>
+        <w:t>(50)</w:t>
       </w:r>
     </w:p>
     <w:p>
@@ -4836,11 +5510,19 @@
           <w:rFonts w:ascii="Arial" w:hAnsi="Arial" w:cs="Arial"/>
         </w:rPr>
       </w:pPr>
+      <w:proofErr w:type="spellStart"/>
       <w:r>
         <w:rPr>
           <w:rFonts w:ascii="Arial" w:hAnsi="Arial" w:cs="Arial"/>
         </w:rPr>
-        <w:t>print(lista)</w:t>
+        <w:t>print</w:t>
+      </w:r>
+      <w:proofErr w:type="spellEnd"/>
+      <w:r>
+        <w:rPr>
+          <w:rFonts w:ascii="Arial" w:hAnsi="Arial" w:cs="Arial"/>
+        </w:rPr>
+        <w:t>(lista)</w:t>
       </w:r>
     </w:p>
     <w:p>
@@ -4858,7 +5540,6 @@
           <w:ilvl w:val="0"/>
           <w:numId w:val="9"/>
         </w:numPr>
-        <w:spacing w:after="160" w:line="259" w:lineRule="auto"/>
         <w:contextualSpacing/>
         <w:rPr>
           <w:rFonts w:ascii="Arial" w:hAnsi="Arial" w:cs="Arial"/>
@@ -4878,11 +5559,33 @@
           <w:rFonts w:ascii="Arial" w:hAnsi="Arial" w:cs="Arial"/>
         </w:rPr>
       </w:pPr>
+      <w:proofErr w:type="spellStart"/>
       <w:r>
         <w:rPr>
           <w:rFonts w:ascii="Arial" w:hAnsi="Arial" w:cs="Arial"/>
         </w:rPr>
-        <w:t>print(len(lista))</w:t>
+        <w:t>print</w:t>
+      </w:r>
+      <w:proofErr w:type="spellEnd"/>
+      <w:r>
+        <w:rPr>
+          <w:rFonts w:ascii="Arial" w:hAnsi="Arial" w:cs="Arial"/>
+        </w:rPr>
+        <w:t>(</w:t>
+      </w:r>
+      <w:proofErr w:type="spellStart"/>
+      <w:r>
+        <w:rPr>
+          <w:rFonts w:ascii="Arial" w:hAnsi="Arial" w:cs="Arial"/>
+        </w:rPr>
+        <w:t>len</w:t>
+      </w:r>
+      <w:proofErr w:type="spellEnd"/>
+      <w:r>
+        <w:rPr>
+          <w:rFonts w:ascii="Arial" w:hAnsi="Arial" w:cs="Arial"/>
+        </w:rPr>
+        <w:t>(lista))</w:t>
       </w:r>
     </w:p>
     <w:p>
@@ -4900,7 +5603,6 @@
           <w:ilvl w:val="0"/>
           <w:numId w:val="9"/>
         </w:numPr>
-        <w:spacing w:after="160" w:line="259" w:lineRule="auto"/>
         <w:contextualSpacing/>
         <w:rPr>
           <w:rFonts w:ascii="Arial" w:hAnsi="Arial" w:cs="Arial"/>
@@ -4920,6 +5622,7 @@
           <w:rFonts w:ascii="Arial" w:hAnsi="Arial" w:cs="Arial"/>
         </w:rPr>
       </w:pPr>
+      <w:proofErr w:type="gramStart"/>
       <w:r>
         <w:rPr>
           <w:rFonts w:ascii="Arial" w:hAnsi="Arial" w:cs="Arial"/>
@@ -4936,7 +5639,14 @@
         <w:rPr>
           <w:rFonts w:ascii="Arial" w:hAnsi="Arial" w:cs="Arial"/>
         </w:rPr>
-        <w:t>lista[3]</w:t>
+        <w:t>lista</w:t>
+      </w:r>
+      <w:proofErr w:type="gramEnd"/>
+      <w:r>
+        <w:rPr>
+          <w:rFonts w:ascii="Arial" w:hAnsi="Arial" w:cs="Arial"/>
+        </w:rPr>
+        <w:t>[3]</w:t>
       </w:r>
     </w:p>
     <w:p>
@@ -4946,11 +5656,19 @@
           <w:rFonts w:ascii="Arial" w:hAnsi="Arial" w:cs="Arial"/>
         </w:rPr>
       </w:pPr>
+      <w:proofErr w:type="spellStart"/>
       <w:r>
         <w:rPr>
           <w:rFonts w:ascii="Arial" w:hAnsi="Arial" w:cs="Arial"/>
         </w:rPr>
-        <w:t>print(lista)</w:t>
+        <w:t>print</w:t>
+      </w:r>
+      <w:proofErr w:type="spellEnd"/>
+      <w:r>
+        <w:rPr>
+          <w:rFonts w:ascii="Arial" w:hAnsi="Arial" w:cs="Arial"/>
+        </w:rPr>
+        <w:t>(lista)</w:t>
       </w:r>
     </w:p>
     <w:p>
@@ -4969,7 +5687,6 @@
           <w:ilvl w:val="0"/>
           <w:numId w:val="9"/>
         </w:numPr>
-        <w:spacing w:after="160" w:line="259" w:lineRule="auto"/>
         <w:contextualSpacing/>
         <w:rPr>
           <w:rFonts w:ascii="Arial" w:hAnsi="Arial" w:cs="Arial"/>
@@ -5001,16 +5718,24 @@
           <w:rFonts w:ascii="Arial" w:hAnsi="Arial" w:cs="Arial"/>
         </w:rPr>
       </w:pPr>
+      <w:proofErr w:type="spellStart"/>
       <w:r>
         <w:rPr>
           <w:rFonts w:ascii="Arial" w:hAnsi="Arial" w:cs="Arial"/>
         </w:rPr>
-        <w:t>lista.remove(</w:t>
-      </w:r>
+        <w:t>lista.remove</w:t>
+      </w:r>
+      <w:proofErr w:type="spellEnd"/>
       <w:r>
         <w:rPr>
           <w:rFonts w:ascii="Arial" w:hAnsi="Arial" w:cs="Arial"/>
         </w:rPr>
+        <w:t>(</w:t>
+      </w:r>
+      <w:r>
+        <w:rPr>
+          <w:rFonts w:ascii="Arial" w:hAnsi="Arial" w:cs="Arial"/>
+        </w:rPr>
         <w:t>12</w:t>
       </w:r>
       <w:r>
@@ -5027,11 +5752,19 @@
           <w:rFonts w:ascii="Arial" w:hAnsi="Arial" w:cs="Arial"/>
         </w:rPr>
       </w:pPr>
+      <w:proofErr w:type="spellStart"/>
       <w:r>
         <w:rPr>
           <w:rFonts w:ascii="Arial" w:hAnsi="Arial" w:cs="Arial"/>
         </w:rPr>
-        <w:t>print(lista)</w:t>
+        <w:t>print</w:t>
+      </w:r>
+      <w:proofErr w:type="spellEnd"/>
+      <w:r>
+        <w:rPr>
+          <w:rFonts w:ascii="Arial" w:hAnsi="Arial" w:cs="Arial"/>
+        </w:rPr>
+        <w:t>(lista)</w:t>
       </w:r>
     </w:p>
     <w:p>
@@ -5050,7 +5783,6 @@
           <w:ilvl w:val="0"/>
           <w:numId w:val="9"/>
         </w:numPr>
-        <w:spacing w:after="160" w:line="259" w:lineRule="auto"/>
         <w:contextualSpacing/>
         <w:rPr>
           <w:rFonts w:ascii="Arial" w:hAnsi="Arial" w:cs="Arial"/>
@@ -5084,11 +5816,19 @@
           <w:rFonts w:ascii="Arial" w:hAnsi="Arial" w:cs="Arial"/>
         </w:rPr>
       </w:pPr>
+      <w:proofErr w:type="spellStart"/>
       <w:r>
         <w:rPr>
           <w:rFonts w:ascii="Arial" w:hAnsi="Arial" w:cs="Arial"/>
         </w:rPr>
-        <w:t>print(lista)</w:t>
+        <w:t>print</w:t>
+      </w:r>
+      <w:proofErr w:type="spellEnd"/>
+      <w:r>
+        <w:rPr>
+          <w:rFonts w:ascii="Arial" w:hAnsi="Arial" w:cs="Arial"/>
+        </w:rPr>
+        <w:t>(lista)</w:t>
       </w:r>
     </w:p>
     <w:p>
@@ -5107,7 +5847,6 @@
           <w:ilvl w:val="0"/>
           <w:numId w:val="9"/>
         </w:numPr>
-        <w:spacing w:after="160" w:line="259" w:lineRule="auto"/>
         <w:contextualSpacing/>
         <w:rPr>
           <w:rFonts w:ascii="Arial" w:hAnsi="Arial" w:cs="Arial"/>
@@ -5141,11 +5880,19 @@
           <w:rFonts w:ascii="Arial" w:hAnsi="Arial" w:cs="Arial"/>
         </w:rPr>
       </w:pPr>
+      <w:proofErr w:type="spellStart"/>
       <w:r>
         <w:rPr>
           <w:rFonts w:ascii="Arial" w:hAnsi="Arial" w:cs="Arial"/>
         </w:rPr>
-        <w:t>print(lista)</w:t>
+        <w:t>print</w:t>
+      </w:r>
+      <w:proofErr w:type="spellEnd"/>
+      <w:r>
+        <w:rPr>
+          <w:rFonts w:ascii="Arial" w:hAnsi="Arial" w:cs="Arial"/>
+        </w:rPr>
+        <w:t>(lista)</w:t>
       </w:r>
     </w:p>
     <w:p>
@@ -5164,7 +5911,6 @@
           <w:ilvl w:val="0"/>
           <w:numId w:val="9"/>
         </w:numPr>
-        <w:spacing w:after="160" w:line="259" w:lineRule="auto"/>
         <w:contextualSpacing/>
         <w:rPr>
           <w:rFonts w:ascii="Arial" w:hAnsi="Arial" w:cs="Arial"/>
@@ -5179,25 +5925,33 @@
     </w:p>
     <w:p>
       <w:pPr>
-        <w:spacing w:before="120" w:after="120" w:line="360" w:lineRule="auto"/>
         <w:ind w:left="709"/>
         <w:rPr>
           <w:rFonts w:ascii="Arial" w:hAnsi="Arial" w:cs="Arial"/>
           <w:lang w:val="en-US"/>
         </w:rPr>
       </w:pPr>
+      <w:proofErr w:type="spellStart"/>
       <w:r>
         <w:rPr>
           <w:rFonts w:ascii="Arial" w:hAnsi="Arial" w:cs="Arial"/>
           <w:lang w:val="en-US"/>
         </w:rPr>
-        <w:t xml:space="preserve">acum = 0 </w:t>
-      </w:r>
+        <w:t>acum</w:t>
+      </w:r>
+      <w:proofErr w:type="spellEnd"/>
       <w:r>
         <w:rPr>
           <w:rFonts w:ascii="Arial" w:hAnsi="Arial" w:cs="Arial"/>
           <w:lang w:val="en-US"/>
         </w:rPr>
+        <w:t xml:space="preserve"> = 0 </w:t>
+      </w:r>
+      <w:r>
+        <w:rPr>
+          <w:rFonts w:ascii="Arial" w:hAnsi="Arial" w:cs="Arial"/>
+          <w:lang w:val="en-US"/>
+        </w:rPr>
         <w:br/>
         <w:t>for</w:t>
       </w:r>
@@ -5206,34 +5960,52 @@
           <w:rFonts w:ascii="Arial" w:hAnsi="Arial" w:cs="Arial"/>
           <w:lang w:val="en-US"/>
         </w:rPr>
-        <w:t xml:space="preserve"> i in range(len(</w:t>
-      </w:r>
+        <w:t xml:space="preserve"> i in range(</w:t>
+      </w:r>
+      <w:proofErr w:type="spellStart"/>
       <w:r>
         <w:rPr>
           <w:rFonts w:ascii="Arial" w:hAnsi="Arial" w:cs="Arial"/>
           <w:lang w:val="en-US"/>
         </w:rPr>
-        <w:t>lista</w:t>
-      </w:r>
+        <w:t>len</w:t>
+      </w:r>
+      <w:proofErr w:type="spellEnd"/>
       <w:r>
         <w:rPr>
           <w:rFonts w:ascii="Arial" w:hAnsi="Arial" w:cs="Arial"/>
           <w:lang w:val="en-US"/>
         </w:rPr>
-        <w:t>))</w:t>
-      </w:r>
+        <w:t>(</w:t>
+      </w:r>
+      <w:proofErr w:type="spellStart"/>
       <w:r>
         <w:rPr>
           <w:rFonts w:ascii="Arial" w:hAnsi="Arial" w:cs="Arial"/>
           <w:lang w:val="en-US"/>
         </w:rPr>
-        <w:t xml:space="preserve">:     </w:t>
-      </w:r>
+        <w:t>lista</w:t>
+      </w:r>
+      <w:proofErr w:type="spellEnd"/>
       <w:r>
         <w:rPr>
           <w:rFonts w:ascii="Arial" w:hAnsi="Arial" w:cs="Arial"/>
           <w:lang w:val="en-US"/>
         </w:rPr>
+        <w:t>))</w:t>
+      </w:r>
+      <w:r>
+        <w:rPr>
+          <w:rFonts w:ascii="Arial" w:hAnsi="Arial" w:cs="Arial"/>
+          <w:lang w:val="en-US"/>
+        </w:rPr>
+        <w:t xml:space="preserve">:     </w:t>
+      </w:r>
+      <w:r>
+        <w:rPr>
+          <w:rFonts w:ascii="Arial" w:hAnsi="Arial" w:cs="Arial"/>
+          <w:lang w:val="en-US"/>
+        </w:rPr>
         <w:br/>
         <w:t>    if</w:t>
       </w:r>
@@ -5251,50 +6023,193 @@
         </w:rPr>
         <w:t>(</w:t>
       </w:r>
+      <w:proofErr w:type="spellStart"/>
       <w:r>
         <w:rPr>
           <w:rFonts w:ascii="Arial" w:hAnsi="Arial" w:cs="Arial"/>
           <w:lang w:val="en-US"/>
         </w:rPr>
-        <w:t>lista[i]</w:t>
-      </w:r>
+        <w:t>lista</w:t>
+      </w:r>
+      <w:proofErr w:type="spellEnd"/>
       <w:r>
         <w:rPr>
           <w:rFonts w:ascii="Arial" w:hAnsi="Arial" w:cs="Arial"/>
           <w:lang w:val="en-US"/>
         </w:rPr>
-        <w:t xml:space="preserve"> % 2 == 0):         </w:t>
+        <w:t>[i]</w:t>
       </w:r>
       <w:r>
         <w:rPr>
           <w:rFonts w:ascii="Arial" w:hAnsi="Arial" w:cs="Arial"/>
           <w:lang w:val="en-US"/>
         </w:rPr>
-        <w:br/>
-        <w:t xml:space="preserve">        acum = acum + </w:t>
+        <w:t xml:space="preserve"> % 2 == 0):         </w:t>
       </w:r>
       <w:r>
         <w:rPr>
           <w:rFonts w:ascii="Arial" w:hAnsi="Arial" w:cs="Arial"/>
           <w:lang w:val="en-US"/>
         </w:rPr>
-        <w:t>lista[i]</w:t>
-      </w:r>
+        <w:br/>
+        <w:t xml:space="preserve">        </w:t>
+      </w:r>
+      <w:proofErr w:type="spellStart"/>
       <w:r>
         <w:rPr>
           <w:rFonts w:ascii="Arial" w:hAnsi="Arial" w:cs="Arial"/>
           <w:lang w:val="en-US"/>
         </w:rPr>
-        <w:t xml:space="preserve"> * 2 </w:t>
-      </w:r>
+        <w:t>acum</w:t>
+      </w:r>
+      <w:proofErr w:type="spellEnd"/>
       <w:r>
         <w:rPr>
           <w:rFonts w:ascii="Arial" w:hAnsi="Arial" w:cs="Arial"/>
           <w:lang w:val="en-US"/>
         </w:rPr>
+        <w:t xml:space="preserve"> = </w:t>
+      </w:r>
+      <w:proofErr w:type="spellStart"/>
+      <w:r>
+        <w:rPr>
+          <w:rFonts w:ascii="Arial" w:hAnsi="Arial" w:cs="Arial"/>
+          <w:lang w:val="en-US"/>
+        </w:rPr>
+        <w:t>acum</w:t>
+      </w:r>
+      <w:proofErr w:type="spellEnd"/>
+      <w:r>
+        <w:rPr>
+          <w:rFonts w:ascii="Arial" w:hAnsi="Arial" w:cs="Arial"/>
+          <w:lang w:val="en-US"/>
+        </w:rPr>
+        <w:t xml:space="preserve"> + </w:t>
+      </w:r>
+      <w:proofErr w:type="spellStart"/>
+      <w:r>
+        <w:rPr>
+          <w:rFonts w:ascii="Arial" w:hAnsi="Arial" w:cs="Arial"/>
+          <w:lang w:val="en-US"/>
+        </w:rPr>
+        <w:t>lista</w:t>
+      </w:r>
+      <w:proofErr w:type="spellEnd"/>
+      <w:r>
+        <w:rPr>
+          <w:rFonts w:ascii="Arial" w:hAnsi="Arial" w:cs="Arial"/>
+          <w:lang w:val="en-US"/>
+        </w:rPr>
+        <w:t>[i]</w:t>
+      </w:r>
+      <w:r>
+        <w:rPr>
+          <w:rFonts w:ascii="Arial" w:hAnsi="Arial" w:cs="Arial"/>
+          <w:lang w:val="en-US"/>
+        </w:rPr>
+        <w:t xml:space="preserve"> * 2 </w:t>
+      </w:r>
+      <w:r>
+        <w:rPr>
+          <w:rFonts w:ascii="Arial" w:hAnsi="Arial" w:cs="Arial"/>
+          <w:lang w:val="en-US"/>
+        </w:rPr>
         <w:br/>
-        <w:t>print(acum)</w:t>
-      </w:r>
+        <w:t>print(</w:t>
+      </w:r>
+      <w:proofErr w:type="spellStart"/>
+      <w:r>
+        <w:rPr>
+          <w:rFonts w:ascii="Arial" w:hAnsi="Arial" w:cs="Arial"/>
+          <w:lang w:val="en-US"/>
+        </w:rPr>
+        <w:t>acum</w:t>
+      </w:r>
+      <w:proofErr w:type="spellEnd"/>
+      <w:r>
+        <w:rPr>
+          <w:rFonts w:ascii="Arial" w:hAnsi="Arial" w:cs="Arial"/>
+          <w:lang w:val="en-US"/>
+        </w:rPr>
+        <w:t>)</w:t>
+      </w:r>
+    </w:p>
+    <w:p>
+      <w:pPr>
+        <w:pStyle w:val="Textoindependiente"/>
+        <w:spacing w:line="242" w:lineRule="auto"/>
+        <w:ind w:left="1041" w:right="7089"/>
+        <w:rPr>
+          <w:spacing w:val="-1"/>
+          <w:lang w:val="en-US"/>
+        </w:rPr>
+      </w:pPr>
+    </w:p>
+    <w:p>
+      <w:pPr>
+        <w:pStyle w:val="Textoindependiente"/>
+        <w:spacing w:line="242" w:lineRule="auto"/>
+        <w:ind w:left="1041" w:right="7089"/>
+        <w:rPr>
+          <w:spacing w:val="-1"/>
+          <w:lang w:val="en-US"/>
+        </w:rPr>
+      </w:pPr>
+    </w:p>
+    <w:p>
+      <w:pPr>
+        <w:pStyle w:val="Textoindependiente"/>
+        <w:spacing w:line="242" w:lineRule="auto"/>
+        <w:ind w:left="1041" w:right="7089"/>
+        <w:rPr>
+          <w:spacing w:val="-1"/>
+          <w:lang w:val="en-US"/>
+        </w:rPr>
+      </w:pPr>
+    </w:p>
+    <w:p>
+      <w:pPr>
+        <w:pStyle w:val="Textoindependiente"/>
+        <w:spacing w:line="242" w:lineRule="auto"/>
+        <w:ind w:left="1041" w:right="7089"/>
+        <w:rPr>
+          <w:spacing w:val="-1"/>
+          <w:lang w:val="en-US"/>
+        </w:rPr>
+      </w:pPr>
+    </w:p>
+    <w:p>
+      <w:pPr>
+        <w:pStyle w:val="Textoindependiente"/>
+        <w:spacing w:line="242" w:lineRule="auto"/>
+        <w:ind w:left="1041" w:right="7089"/>
+        <w:rPr>
+          <w:spacing w:val="-1"/>
+          <w:lang w:val="en-US"/>
+        </w:rPr>
+      </w:pPr>
+    </w:p>
+    <w:p>
+      <w:pPr>
+        <w:pStyle w:val="Textoindependiente"/>
+        <w:spacing w:line="242" w:lineRule="auto"/>
+        <w:ind w:left="1041" w:right="7089"/>
+        <w:rPr>
+          <w:spacing w:val="-1"/>
+          <w:lang w:val="en-US"/>
+        </w:rPr>
+      </w:pPr>
+    </w:p>
+    <w:p>
+      <w:pPr>
+        <w:pStyle w:val="Textoindependiente"/>
+        <w:spacing w:line="242" w:lineRule="auto"/>
+        <w:ind w:left="1041" w:right="7089"/>
+        <w:rPr>
+          <w:spacing w:val="-1"/>
+          <w:lang w:val="en-US"/>
+        </w:rPr>
+      </w:pPr>
     </w:p>
     <w:p>
       <w:pPr>
@@ -5484,7 +6399,25 @@
           <w:sz w:val="23"/>
           <w:szCs w:val="23"/>
         </w:rPr>
-        <w:t>r  (read)</w:t>
+        <w:t>r  (</w:t>
+      </w:r>
+      <w:proofErr w:type="spellStart"/>
+      <w:r>
+        <w:rPr>
+          <w:rFonts w:ascii="Calibri" w:eastAsia="Calibri" w:hAnsi="Calibri" w:cs="Calibri"/>
+          <w:sz w:val="23"/>
+          <w:szCs w:val="23"/>
+        </w:rPr>
+        <w:t>read</w:t>
+      </w:r>
+      <w:proofErr w:type="spellEnd"/>
+      <w:r>
+        <w:rPr>
+          <w:rFonts w:ascii="Calibri" w:eastAsia="Calibri" w:hAnsi="Calibri" w:cs="Calibri"/>
+          <w:sz w:val="23"/>
+          <w:szCs w:val="23"/>
+        </w:rPr>
+        <w:t>)</w:t>
       </w:r>
       <w:r>
         <w:rPr>
@@ -5527,7 +6460,25 @@
           <w:sz w:val="23"/>
           <w:szCs w:val="23"/>
         </w:rPr>
-        <w:t>w (write)</w:t>
+        <w:t>w (</w:t>
+      </w:r>
+      <w:proofErr w:type="spellStart"/>
+      <w:r>
+        <w:rPr>
+          <w:rFonts w:ascii="Calibri" w:eastAsia="Calibri" w:hAnsi="Calibri" w:cs="Calibri"/>
+          <w:sz w:val="23"/>
+          <w:szCs w:val="23"/>
+        </w:rPr>
+        <w:t>write</w:t>
+      </w:r>
+      <w:proofErr w:type="spellEnd"/>
+      <w:r>
+        <w:rPr>
+          <w:rFonts w:ascii="Calibri" w:eastAsia="Calibri" w:hAnsi="Calibri" w:cs="Calibri"/>
+          <w:sz w:val="23"/>
+          <w:szCs w:val="23"/>
+        </w:rPr>
+        <w:t>)</w:t>
       </w:r>
       <w:r>
         <w:rPr>
@@ -5613,7 +6564,25 @@
           <w:sz w:val="23"/>
           <w:szCs w:val="23"/>
         </w:rPr>
-        <w:t>a (append)</w:t>
+        <w:t>a (</w:t>
+      </w:r>
+      <w:proofErr w:type="spellStart"/>
+      <w:r>
+        <w:rPr>
+          <w:rFonts w:ascii="Calibri" w:eastAsia="Calibri" w:hAnsi="Calibri" w:cs="Calibri"/>
+          <w:sz w:val="23"/>
+          <w:szCs w:val="23"/>
+        </w:rPr>
+        <w:t>append</w:t>
+      </w:r>
+      <w:proofErr w:type="spellEnd"/>
+      <w:r>
+        <w:rPr>
+          <w:rFonts w:ascii="Calibri" w:eastAsia="Calibri" w:hAnsi="Calibri" w:cs="Calibri"/>
+          <w:sz w:val="23"/>
+          <w:szCs w:val="23"/>
+        </w:rPr>
+        <w:t>)</w:t>
       </w:r>
       <w:r>
         <w:rPr>
@@ -5852,6 +6821,7 @@
           <w:szCs w:val="23"/>
         </w:rPr>
       </w:pPr>
+      <w:proofErr w:type="spellStart"/>
       <w:r>
         <w:rPr>
           <w:rFonts w:ascii="Calibri" w:eastAsia="Calibri" w:hAnsi="Calibri" w:cs="Calibri"/>
@@ -5861,7 +6831,19 @@
           <w:szCs w:val="23"/>
           <w:lang w:val="es-ES"/>
         </w:rPr>
-        <w:t xml:space="preserve">file.read ()  </w:t>
+        <w:t>file.read</w:t>
+      </w:r>
+      <w:proofErr w:type="spellEnd"/>
+      <w:r>
+        <w:rPr>
+          <w:rFonts w:ascii="Calibri" w:eastAsia="Calibri" w:hAnsi="Calibri" w:cs="Calibri"/>
+          <w:b/>
+          <w:bCs/>
+          <w:sz w:val="23"/>
+          <w:szCs w:val="23"/>
+          <w:lang w:val="es-ES"/>
+        </w:rPr>
+        <w:t xml:space="preserve"> ()  </w:t>
       </w:r>
       <w:r>
         <w:rPr>
@@ -5887,6 +6869,7 @@
           <w:szCs w:val="23"/>
         </w:rPr>
       </w:pPr>
+      <w:proofErr w:type="spellStart"/>
       <w:r>
         <w:rPr>
           <w:rFonts w:ascii="Calibri" w:eastAsia="Calibri" w:hAnsi="Calibri" w:cs="Calibri"/>
@@ -5896,17 +6879,40 @@
           <w:szCs w:val="23"/>
           <w:lang w:val="es-ES"/>
         </w:rPr>
-        <w:t xml:space="preserve">file.read (1) </w:t>
-      </w:r>
-      <w:r>
-        <w:rPr>
-          <w:rFonts w:ascii="Calibri" w:eastAsia="Calibri" w:hAnsi="Calibri" w:cs="Calibri"/>
+        <w:t>file.read</w:t>
+      </w:r>
+      <w:proofErr w:type="spellEnd"/>
+      <w:r>
+        <w:rPr>
+          <w:rFonts w:ascii="Calibri" w:eastAsia="Calibri" w:hAnsi="Calibri" w:cs="Calibri"/>
+          <w:b/>
+          <w:bCs/>
           <w:sz w:val="23"/>
           <w:szCs w:val="23"/>
           <w:lang w:val="es-ES"/>
         </w:rPr>
-        <w:t>Lee un caracter</w:t>
-      </w:r>
+        <w:t xml:space="preserve"> (1) </w:t>
+      </w:r>
+      <w:r>
+        <w:rPr>
+          <w:rFonts w:ascii="Calibri" w:eastAsia="Calibri" w:hAnsi="Calibri" w:cs="Calibri"/>
+          <w:sz w:val="23"/>
+          <w:szCs w:val="23"/>
+          <w:lang w:val="es-ES"/>
+        </w:rPr>
+        <w:t xml:space="preserve">Lee un </w:t>
+      </w:r>
+      <w:proofErr w:type="spellStart"/>
+      <w:r>
+        <w:rPr>
+          <w:rFonts w:ascii="Calibri" w:eastAsia="Calibri" w:hAnsi="Calibri" w:cs="Calibri"/>
+          <w:sz w:val="23"/>
+          <w:szCs w:val="23"/>
+          <w:lang w:val="es-ES"/>
+        </w:rPr>
+        <w:t>caracter</w:t>
+      </w:r>
+      <w:proofErr w:type="spellEnd"/>
     </w:p>
     <w:p>
       <w:pPr>
@@ -5922,6 +6928,7 @@
           <w:szCs w:val="23"/>
         </w:rPr>
       </w:pPr>
+      <w:proofErr w:type="spellStart"/>
       <w:r>
         <w:rPr>
           <w:rFonts w:ascii="Calibri" w:eastAsia="Calibri" w:hAnsi="Calibri" w:cs="Calibri"/>
@@ -5931,7 +6938,19 @@
           <w:szCs w:val="23"/>
           <w:lang w:val="es-ES"/>
         </w:rPr>
-        <w:t xml:space="preserve">file.readline () </w:t>
+        <w:t>file.readline</w:t>
+      </w:r>
+      <w:proofErr w:type="spellEnd"/>
+      <w:r>
+        <w:rPr>
+          <w:rFonts w:ascii="Calibri" w:eastAsia="Calibri" w:hAnsi="Calibri" w:cs="Calibri"/>
+          <w:b/>
+          <w:bCs/>
+          <w:sz w:val="23"/>
+          <w:szCs w:val="23"/>
+          <w:lang w:val="es-ES"/>
+        </w:rPr>
+        <w:t xml:space="preserve"> () </w:t>
       </w:r>
       <w:r>
         <w:rPr>
@@ -5957,6 +6976,7 @@
           <w:szCs w:val="23"/>
         </w:rPr>
       </w:pPr>
+      <w:proofErr w:type="spellStart"/>
       <w:r>
         <w:rPr>
           <w:rFonts w:ascii="Calibri" w:eastAsia="Calibri" w:hAnsi="Calibri" w:cs="Calibri"/>
@@ -5966,7 +6986,19 @@
           <w:szCs w:val="23"/>
           <w:lang w:val="es-ES"/>
         </w:rPr>
-        <w:t>file.readlines ()</w:t>
+        <w:t>file.readlines</w:t>
+      </w:r>
+      <w:proofErr w:type="spellEnd"/>
+      <w:r>
+        <w:rPr>
+          <w:rFonts w:ascii="Calibri" w:eastAsia="Calibri" w:hAnsi="Calibri" w:cs="Calibri"/>
+          <w:b/>
+          <w:bCs/>
+          <w:sz w:val="23"/>
+          <w:szCs w:val="23"/>
+          <w:lang w:val="es-ES"/>
+        </w:rPr>
+        <w:t xml:space="preserve"> ()</w:t>
       </w:r>
       <w:r>
         <w:rPr>
@@ -6077,6 +7109,7 @@
           <w:lang w:val="es-ES"/>
         </w:rPr>
       </w:pPr>
+      <w:proofErr w:type="spellStart"/>
       <w:r>
         <w:rPr>
           <w:rFonts w:ascii="Calibri" w:eastAsia="Calibri" w:hAnsi="Calibri" w:cs="Calibri"/>
@@ -6086,7 +7119,19 @@
           <w:szCs w:val="23"/>
           <w:lang w:val="es-ES"/>
         </w:rPr>
-        <w:t>file.write ("Agregar contenido al archivo")</w:t>
+        <w:t>file.write</w:t>
+      </w:r>
+      <w:proofErr w:type="spellEnd"/>
+      <w:r>
+        <w:rPr>
+          <w:rFonts w:ascii="Calibri" w:eastAsia="Calibri" w:hAnsi="Calibri" w:cs="Calibri"/>
+          <w:b/>
+          <w:bCs/>
+          <w:sz w:val="23"/>
+          <w:szCs w:val="23"/>
+          <w:lang w:val="es-ES"/>
+        </w:rPr>
+        <w:t xml:space="preserve"> ("Agregar contenido al archivo")</w:t>
       </w:r>
     </w:p>
     <w:p>
@@ -6138,6 +7183,7 @@
           <w:szCs w:val="23"/>
         </w:rPr>
       </w:pPr>
+      <w:proofErr w:type="spellStart"/>
       <w:r>
         <w:rPr>
           <w:rFonts w:ascii="Calibri" w:eastAsia="Calibri" w:hAnsi="Calibri" w:cs="Calibri"/>
@@ -6145,7 +7191,17 @@
           <w:szCs w:val="23"/>
           <w:lang w:val="es-ES"/>
         </w:rPr>
-        <w:t xml:space="preserve">lineas = ["Hola a todos\n", "Hasta luego\n“] </w:t>
+        <w:t>lineas</w:t>
+      </w:r>
+      <w:proofErr w:type="spellEnd"/>
+      <w:r>
+        <w:rPr>
+          <w:rFonts w:ascii="Calibri" w:eastAsia="Calibri" w:hAnsi="Calibri" w:cs="Calibri"/>
+          <w:sz w:val="23"/>
+          <w:szCs w:val="23"/>
+          <w:lang w:val="es-ES"/>
+        </w:rPr>
+        <w:t xml:space="preserve"> = ["Hola a todos\n", "Hasta luego\n“] </w:t>
       </w:r>
     </w:p>
     <w:p>
@@ -6158,6 +7214,7 @@
           <w:szCs w:val="23"/>
         </w:rPr>
       </w:pPr>
+      <w:proofErr w:type="spellStart"/>
       <w:r>
         <w:rPr>
           <w:rFonts w:ascii="Calibri" w:eastAsia="Calibri" w:hAnsi="Calibri" w:cs="Calibri"/>
@@ -6167,7 +7224,43 @@
           <w:szCs w:val="23"/>
           <w:lang w:val="es-ES"/>
         </w:rPr>
-        <w:t>file.writelines (lineas)</w:t>
+        <w:t>file.writelines</w:t>
+      </w:r>
+      <w:proofErr w:type="spellEnd"/>
+      <w:r>
+        <w:rPr>
+          <w:rFonts w:ascii="Calibri" w:eastAsia="Calibri" w:hAnsi="Calibri" w:cs="Calibri"/>
+          <w:b/>
+          <w:bCs/>
+          <w:sz w:val="23"/>
+          <w:szCs w:val="23"/>
+          <w:lang w:val="es-ES"/>
+        </w:rPr>
+        <w:t xml:space="preserve"> (</w:t>
+      </w:r>
+      <w:proofErr w:type="spellStart"/>
+      <w:r>
+        <w:rPr>
+          <w:rFonts w:ascii="Calibri" w:eastAsia="Calibri" w:hAnsi="Calibri" w:cs="Calibri"/>
+          <w:b/>
+          <w:bCs/>
+          <w:sz w:val="23"/>
+          <w:szCs w:val="23"/>
+          <w:lang w:val="es-ES"/>
+        </w:rPr>
+        <w:t>lineas</w:t>
+      </w:r>
+      <w:proofErr w:type="spellEnd"/>
+      <w:r>
+        <w:rPr>
+          <w:rFonts w:ascii="Calibri" w:eastAsia="Calibri" w:hAnsi="Calibri" w:cs="Calibri"/>
+          <w:b/>
+          <w:bCs/>
+          <w:sz w:val="23"/>
+          <w:szCs w:val="23"/>
+          <w:lang w:val="es-ES"/>
+        </w:rPr>
+        <w:t>)</w:t>
       </w:r>
     </w:p>
     <w:p>
@@ -6331,7 +7424,25 @@
           <w:bCs/>
           <w:spacing w:val="-1"/>
         </w:rPr>
-        <w:t>¿Cómo recorro los elementos de un diccionario con el ciclo for?</w:t>
+        <w:t xml:space="preserve">¿Cómo recorro los elementos de un diccionario con el ciclo </w:t>
+      </w:r>
+      <w:proofErr w:type="spellStart"/>
+      <w:r>
+        <w:rPr>
+          <w:b/>
+          <w:bCs/>
+          <w:spacing w:val="-1"/>
+        </w:rPr>
+        <w:t>for</w:t>
+      </w:r>
+      <w:proofErr w:type="spellEnd"/>
+      <w:r>
+        <w:rPr>
+          <w:b/>
+          <w:bCs/>
+          <w:spacing w:val="-1"/>
+        </w:rPr>
+        <w:t>?</w:t>
       </w:r>
     </w:p>
     <w:p>
@@ -8302,6 +9413,7 @@
   <w:style w:type="character" w:default="1" w:styleId="Fuentedeprrafopredeter">
     <w:name w:val="Default Paragraph Font"/>
     <w:uiPriority w:val="1"/>
+    <w:semiHidden/>
     <w:unhideWhenUsed/>
   </w:style>
   <w:style w:type="table" w:default="1" w:styleId="Tablanormal">
